--- a/POO/Deberes/Informe Pricipios Solid.docx
+++ b/POO/Deberes/Informe Pricipios Solid.docx
@@ -222,7 +222,7 @@
           <w14:ligatures w14:val="none"/>
         </w:rPr>
         <w:pict w14:anchorId="1A18D560">
-          <v:rect id="_x0000_i1146" style="width:0;height:1.5pt" o:hralign="center" o:hrstd="t" o:hr="t" fillcolor="#a0a0a0" stroked="f"/>
+          <v:rect id="_x0000_i1025" style="width:0;height:1.5pt" o:hralign="center" o:hrstd="t" o:hr="t" fillcolor="#a0a0a0" stroked="f"/>
         </w:pict>
       </w:r>
     </w:p>
@@ -420,6 +420,7 @@
           <w:rFonts w:ascii="Times New Roman" w:eastAsia="Times New Roman" w:hAnsi="Times New Roman" w:cs="Times New Roman"/>
           <w:b/>
           <w:bCs/>
+          <w:noProof/>
           <w:kern w:val="0"/>
           <w:sz w:val="24"/>
           <w:szCs w:val="24"/>
@@ -535,6 +536,7 @@
       <w:r>
         <w:rPr>
           <w:rFonts w:ascii="Courier New" w:eastAsia="Times New Roman" w:hAnsi="Courier New" w:cs="Courier New"/>
+          <w:noProof/>
           <w:kern w:val="0"/>
           <w:sz w:val="20"/>
           <w:szCs w:val="20"/>
@@ -630,6 +632,7 @@
           <w:rFonts w:ascii="Times New Roman" w:eastAsia="Times New Roman" w:hAnsi="Times New Roman" w:cs="Times New Roman"/>
           <w:b/>
           <w:bCs/>
+          <w:noProof/>
           <w:kern w:val="0"/>
           <w:sz w:val="24"/>
           <w:szCs w:val="24"/>
@@ -703,6 +706,7 @@
       <w:r>
         <w:rPr>
           <w:rFonts w:ascii="Courier New" w:eastAsia="Times New Roman" w:hAnsi="Courier New" w:cs="Courier New"/>
+          <w:noProof/>
           <w:kern w:val="0"/>
           <w:sz w:val="20"/>
           <w:szCs w:val="20"/>
@@ -1114,6 +1118,7 @@
           <w:rFonts w:ascii="Times New Roman" w:eastAsia="Times New Roman" w:hAnsi="Times New Roman" w:cs="Times New Roman"/>
           <w:b/>
           <w:bCs/>
+          <w:noProof/>
           <w:kern w:val="0"/>
           <w:sz w:val="24"/>
           <w:szCs w:val="24"/>
@@ -1203,6 +1208,7 @@
       <w:r>
         <w:rPr>
           <w:rFonts w:ascii="Courier New" w:eastAsia="Times New Roman" w:hAnsi="Courier New" w:cs="Courier New"/>
+          <w:noProof/>
           <w:kern w:val="0"/>
           <w:sz w:val="20"/>
           <w:szCs w:val="20"/>
@@ -1516,6 +1522,7 @@
           <w:rFonts w:ascii="Times New Roman" w:eastAsia="Times New Roman" w:hAnsi="Times New Roman" w:cs="Times New Roman"/>
           <w:b/>
           <w:bCs/>
+          <w:noProof/>
           <w:kern w:val="0"/>
           <w:sz w:val="24"/>
           <w:szCs w:val="24"/>
@@ -1600,6 +1607,7 @@
       <w:r>
         <w:rPr>
           <w:rFonts w:ascii="Courier New" w:eastAsia="Times New Roman" w:hAnsi="Courier New" w:cs="Courier New"/>
+          <w:noProof/>
           <w:kern w:val="0"/>
           <w:sz w:val="20"/>
           <w:szCs w:val="20"/>
@@ -1725,7 +1733,7 @@
           <w14:ligatures w14:val="none"/>
         </w:rPr>
         <w:pict w14:anchorId="6C5BA67C">
-          <v:rect id="_x0000_i1149" style="width:0;height:1.5pt" o:hralign="center" o:hrstd="t" o:hr="t" fillcolor="#a0a0a0" stroked="f"/>
+          <v:rect id="_x0000_i1026" style="width:0;height:1.5pt" o:hralign="center" o:hrstd="t" o:hr="t" fillcolor="#a0a0a0" stroked="f"/>
         </w:pict>
       </w:r>
     </w:p>
@@ -1993,6 +2001,7 @@
           <w:rFonts w:ascii="Times New Roman" w:eastAsia="Times New Roman" w:hAnsi="Times New Roman" w:cs="Times New Roman"/>
           <w:b/>
           <w:bCs/>
+          <w:noProof/>
           <w:kern w:val="0"/>
           <w:sz w:val="24"/>
           <w:szCs w:val="24"/>
@@ -2079,6 +2088,7 @@
       <w:r>
         <w:rPr>
           <w:rFonts w:ascii="Courier New" w:eastAsia="Times New Roman" w:hAnsi="Courier New" w:cs="Courier New"/>
+          <w:noProof/>
           <w:kern w:val="0"/>
           <w:sz w:val="20"/>
           <w:szCs w:val="20"/>
@@ -2175,6 +2185,7 @@
           <w:rFonts w:ascii="Times New Roman" w:eastAsia="Times New Roman" w:hAnsi="Times New Roman" w:cs="Times New Roman"/>
           <w:b/>
           <w:bCs/>
+          <w:noProof/>
           <w:kern w:val="0"/>
           <w:sz w:val="24"/>
           <w:szCs w:val="24"/>
@@ -2277,6 +2288,7 @@
       <w:r>
         <w:rPr>
           <w:rFonts w:ascii="Courier New" w:eastAsia="Times New Roman" w:hAnsi="Courier New" w:cs="Courier New"/>
+          <w:noProof/>
           <w:kern w:val="0"/>
           <w:sz w:val="20"/>
           <w:szCs w:val="20"/>
@@ -2712,6 +2724,7 @@
           <w:rFonts w:ascii="Times New Roman" w:eastAsia="Times New Roman" w:hAnsi="Times New Roman" w:cs="Times New Roman"/>
           <w:b/>
           <w:bCs/>
+          <w:noProof/>
           <w:kern w:val="0"/>
           <w:sz w:val="24"/>
           <w:szCs w:val="24"/>
@@ -2801,6 +2814,7 @@
       <w:r>
         <w:rPr>
           <w:rFonts w:ascii="Courier New" w:eastAsia="Times New Roman" w:hAnsi="Courier New" w:cs="Courier New"/>
+          <w:noProof/>
           <w:kern w:val="0"/>
           <w:sz w:val="20"/>
           <w:szCs w:val="20"/>
@@ -2897,6 +2911,7 @@
           <w:rFonts w:ascii="Times New Roman" w:eastAsia="Times New Roman" w:hAnsi="Times New Roman" w:cs="Times New Roman"/>
           <w:b/>
           <w:bCs/>
+          <w:noProof/>
           <w:kern w:val="0"/>
           <w:sz w:val="24"/>
           <w:szCs w:val="24"/>
@@ -2981,6 +2996,7 @@
       <w:r>
         <w:rPr>
           <w:rFonts w:ascii="Courier New" w:eastAsia="Times New Roman" w:hAnsi="Courier New" w:cs="Courier New"/>
+          <w:noProof/>
           <w:kern w:val="0"/>
           <w:sz w:val="20"/>
           <w:szCs w:val="20"/>
@@ -3470,6 +3486,7 @@
           <w:rFonts w:ascii="Times New Roman" w:eastAsia="Times New Roman" w:hAnsi="Times New Roman" w:cs="Times New Roman"/>
           <w:b/>
           <w:bCs/>
+          <w:noProof/>
           <w:kern w:val="0"/>
           <w:sz w:val="24"/>
           <w:szCs w:val="24"/>
@@ -3556,6 +3573,7 @@
       <w:r>
         <w:rPr>
           <w:rFonts w:ascii="Courier New" w:eastAsia="Times New Roman" w:hAnsi="Courier New" w:cs="Courier New"/>
+          <w:noProof/>
           <w:kern w:val="0"/>
           <w:sz w:val="20"/>
           <w:szCs w:val="20"/>
@@ -3650,6 +3668,7 @@
       <w:r>
         <w:rPr>
           <w:rFonts w:ascii="Times New Roman" w:eastAsia="Times New Roman" w:hAnsi="Times New Roman" w:cs="Times New Roman"/>
+          <w:noProof/>
           <w:kern w:val="0"/>
           <w:sz w:val="24"/>
           <w:szCs w:val="24"/>
@@ -3736,6 +3755,7 @@
       <w:r>
         <w:rPr>
           <w:rFonts w:ascii="Courier New" w:eastAsia="Times New Roman" w:hAnsi="Courier New" w:cs="Courier New"/>
+          <w:noProof/>
           <w:kern w:val="0"/>
           <w:sz w:val="20"/>
           <w:szCs w:val="20"/>
@@ -3900,13 +3920,57 @@
         <w:spacing w:before="100" w:beforeAutospacing="1" w:after="100" w:afterAutospacing="1" w:line="240" w:lineRule="auto"/>
         <w:rPr>
           <w:rFonts w:ascii="Times New Roman" w:eastAsia="Times New Roman" w:hAnsi="Times New Roman" w:cs="Times New Roman"/>
-          <w:kern w:val="0"/>
-          <w:sz w:val="24"/>
-          <w:szCs w:val="24"/>
-          <w:lang w:eastAsia="es-EC"/>
-          <w14:ligatures w14:val="none"/>
-        </w:rPr>
-      </w:pPr>
+          <w:b/>
+          <w:bCs/>
+          <w:kern w:val="0"/>
+          <w:sz w:val="24"/>
+          <w:szCs w:val="24"/>
+          <w:lang w:val="es-MX" w:eastAsia="es-EC"/>
+          <w14:ligatures w14:val="none"/>
+        </w:rPr>
+      </w:pPr>
+      <w:r>
+        <w:rPr>
+          <w:rFonts w:ascii="Times New Roman" w:eastAsia="Times New Roman" w:hAnsi="Times New Roman" w:cs="Times New Roman"/>
+          <w:b/>
+          <w:bCs/>
+          <w:kern w:val="0"/>
+          <w:sz w:val="24"/>
+          <w:szCs w:val="24"/>
+          <w:lang w:eastAsia="es-EC"/>
+          <w14:ligatures w14:val="none"/>
+        </w:rPr>
+        <w:t>Link de Repositorio</w:t>
+      </w:r>
+      <w:r>
+        <w:rPr>
+          <w:rFonts w:ascii="Times New Roman" w:eastAsia="Times New Roman" w:hAnsi="Times New Roman" w:cs="Times New Roman"/>
+          <w:b/>
+          <w:bCs/>
+          <w:kern w:val="0"/>
+          <w:sz w:val="24"/>
+          <w:szCs w:val="24"/>
+          <w:lang w:val="es-MX" w:eastAsia="es-EC"/>
+          <w14:ligatures w14:val="none"/>
+        </w:rPr>
+        <w:t xml:space="preserve">: </w:t>
+      </w:r>
+      <w:hyperlink r:id="rId25" w:history="1">
+        <w:r>
+          <w:rPr>
+            <w:rStyle w:val="Hipervnculo"/>
+            <w:rFonts w:ascii="Times New Roman" w:eastAsia="Times New Roman" w:hAnsi="Times New Roman" w:cs="Times New Roman"/>
+            <w:b/>
+            <w:bCs/>
+            <w:kern w:val="0"/>
+            <w:sz w:val="24"/>
+            <w:szCs w:val="24"/>
+            <w:lang w:val="es-MX" w:eastAsia="es-EC"/>
+            <w14:ligatures w14:val="none"/>
+          </w:rPr>
+          <w:t>https://github.com/Coug4r/Segundo-Ciclo/tree/09abc15725af5e44be6765b73cdc34d72098563a/POO/Deberes</w:t>
+        </w:r>
+      </w:hyperlink>
     </w:p>
     <w:p>
       <w:pPr>
@@ -4000,7 +4064,6 @@
           <w:lang w:eastAsia="es-EC"/>
           <w14:ligatures w14:val="none"/>
         </w:rPr>
-        <w:lastRenderedPageBreak/>
         <w:t>Conclusiones generales</w:t>
       </w:r>
     </w:p>
@@ -7498,6 +7561,7 @@
   <w:style w:type="character" w:default="1" w:styleId="Fuentedeprrafopredeter">
     <w:name w:val="Default Paragraph Font"/>
     <w:uiPriority w:val="1"/>
+    <w:semiHidden/>
     <w:unhideWhenUsed/>
   </w:style>
   <w:style w:type="table" w:default="1" w:styleId="Tablanormal">
@@ -7811,6 +7875,29 @@
       <w:spacing w:val="5"/>
     </w:rPr>
   </w:style>
+  <w:style w:type="character" w:styleId="Hipervnculo">
+    <w:name w:val="Hyperlink"/>
+    <w:basedOn w:val="Fuentedeprrafopredeter"/>
+    <w:uiPriority w:val="99"/>
+    <w:unhideWhenUsed/>
+    <w:rsid w:val="003A73B5"/>
+    <w:rPr>
+      <w:color w:val="0563C1" w:themeColor="hyperlink"/>
+      <w:u w:val="single"/>
+    </w:rPr>
+  </w:style>
+  <w:style w:type="character" w:styleId="Mencinsinresolver">
+    <w:name w:val="Unresolved Mention"/>
+    <w:basedOn w:val="Fuentedeprrafopredeter"/>
+    <w:uiPriority w:val="99"/>
+    <w:semiHidden/>
+    <w:unhideWhenUsed/>
+    <w:rsid w:val="003A73B5"/>
+    <w:rPr>
+      <w:color w:val="605E5C"/>
+      <w:shd w:val="clear" w:color="auto" w:fill="E1DFDD"/>
+    </w:rPr>
+  </w:style>
 </w:styles>
 </file>
 
